--- a/new-app/docs/Solution-Architecture.docx
+++ b/new-app/docs/Solution-Architecture.docx
@@ -58,7 +58,7 @@
         <w:t xml:space="preserve"> </w:t>
       </w:r>
       <w:r>
-        <w:t xml:space="preserve">5 October 2026</w:t>
+        <w:t xml:space="preserve">24 October 2026</w:t>
       </w:r>
       <w:r>
         <w:br/>
@@ -273,7 +273,7 @@
         </w:numPr>
       </w:pPr>
       <w:r>
-        <w:t xml:space="preserve">Keep or remove Action Required paragraphs (compliance failure, PRIOR vs CURRENT ADP/ACP, after 12 months, variance, top heavy at 60% or more, “no immediate action”).</w:t>
+        <w:t xml:space="preserve">Keep or remove Action Required paragraphs (compliance failure, PRIOR vs CURRENT ADP/ACP, after 12 months, variance, top heavy when the percent is greater than 60, “no immediate action”).</w:t>
       </w:r>
     </w:p>
     <w:p>
@@ -345,7 +345,7 @@
         </w:numPr>
       </w:pPr>
       <w:r>
-        <w:t xml:space="preserve">Leave the BRF result on the Result Summary. Do not include a BRF report.</w:t>
+        <w:t xml:space="preserve">Leave the BRF result on the Result Summary. A 401(k) package does not include a BRF report. A 403(b) package keeps the BRF report.</w:t>
       </w:r>
     </w:p>
     <w:p>
@@ -450,7 +450,7 @@
         <w:pStyle w:val="FirstParagraph"/>
       </w:pPr>
       <w:r>
-        <w:t xml:space="preserve">The application runs on the reviewer’s PC. The reviewer uploads the Valuation Package PDFs (or pastes the folder path) and, when they have it, the valuation package log Excel. The application combines the PDFs, applies the keep/remove rules, fills amounts, adds bookmarks, runs the package checks, and writes the named PDF, an email draft, and a log row in the client columns. If the reviewer checks</w:t>
+        <w:t xml:space="preserve">The application runs on the reviewer’s PC. The reviewer uploads the Valuation Package PDFs (or pastes the folder path) and, when they have it, the valuation package log Excel. The application combines the PDFs, applies the keep/remove rules, fills amounts, adds bookmarks, runs the package checks, and writes the named PDF, an email draft, and a log row in the client columns. Every Process sets the cover letter date to today and rewrites off-calendar 402(g) dates. If the reviewer checks</w:t>
       </w:r>
       <w:r>
         <w:t xml:space="preserve"> </w:t>
@@ -460,10 +460,26 @@
           <w:b/>
           <w:bCs/>
         </w:rPr>
-        <w:t xml:space="preserve">Retype cover date to today, 402(g) dates, and HCE %</w:t>
-      </w:r>
-      <w:r>
-        <w:t xml:space="preserve">, it also sets the cover letter date to today, rewrites the prior-year HCE percentage, and rewrites off-calendar 402(g) dates.</w:t>
+        <w:t xml:space="preserve">Retype 402(g) dates and HCE %</w:t>
+      </w:r>
+      <w:r>
+        <w:t xml:space="preserve">, it also rewrites the prior-year HCE percentage.</w:t>
+      </w:r>
+      <w:r>
+        <w:t xml:space="preserve"> </w:t>
+      </w:r>
+      <w:r>
+        <w:rPr>
+          <w:b/>
+          <w:bCs/>
+        </w:rPr>
+        <w:t xml:space="preserve">Assembly stops</w:t>
+      </w:r>
+      <w:r>
+        <w:t xml:space="preserve"> </w:t>
+      </w:r>
+      <w:r>
+        <w:t xml:space="preserve">is on by default and refuses to save a package that fails a required check.</w:t>
       </w:r>
     </w:p>
     <w:p>
@@ -563,7 +579,7 @@
         <w:rPr>
           <w:rStyle w:val="VerbatimChar"/>
         </w:rPr>
-        <w:t xml:space="preserve">                                     sections. BRF is not bookmarked</w:t>
+        <w:t xml:space="preserve">                                     sections. A 401(k) package does not</w:t>
       </w:r>
       <w:r>
         <w:br/>
@@ -572,6 +588,15 @@
         <w:rPr>
           <w:rStyle w:val="VerbatimChar"/>
         </w:rPr>
+        <w:t xml:space="preserve">                                     bookmark BRF. A 403(b) package does</w:t>
+      </w:r>
+      <w:r>
+        <w:br/>
+      </w:r>
+      <w:r>
+        <w:rPr>
+          <w:rStyle w:val="VerbatimChar"/>
+        </w:rPr>
         <w:t xml:space="preserve">Save ######_YYYY-Valuation    →      Same filename, beginning plan year</w:t>
       </w:r>
       <w:r>
@@ -599,7 +624,7 @@
         <w:rPr>
           <w:rStyle w:val="VerbatimChar"/>
         </w:rPr>
-        <w:t xml:space="preserve">Cover date, HCE %, 402(g)     →      Optional. Off unless “Retype cover</w:t>
+        <w:t xml:space="preserve">Cover date and off-calendar   →      Every Process. The checkbox adds the</w:t>
       </w:r>
       <w:r>
         <w:br/>
@@ -608,7 +633,7 @@
         <w:rPr>
           <w:rStyle w:val="VerbatimChar"/>
         </w:rPr>
-        <w:t xml:space="preserve">dates on the pages                   date to today, 402(g) dates, and</w:t>
+        <w:t xml:space="preserve">402(g) dates                         prior-year HCE % rewrite</w:t>
       </w:r>
       <w:r>
         <w:br/>
@@ -617,7 +642,16 @@
         <w:rPr>
           <w:rStyle w:val="VerbatimChar"/>
         </w:rPr>
-        <w:t xml:space="preserve">                                     HCE %” is checked</w:t>
+        <w:t xml:space="preserve">Assembly stops                →      On by default. A failed check does</w:t>
+      </w:r>
+      <w:r>
+        <w:br/>
+      </w:r>
+      <w:r>
+        <w:rPr>
+          <w:rStyle w:val="VerbatimChar"/>
+        </w:rPr>
+        <w:t xml:space="preserve">                                     not save the PDF</w:t>
       </w:r>
     </w:p>
     <w:p>
@@ -790,7 +824,7 @@
               <w:pStyle w:val="Compact"/>
             </w:pPr>
             <w:r>
-              <w:t xml:space="preserve">Rules decide keep or remove for Action Required, notices, sample letters, Excess Summary, and recap bullets. A BRF report is left out. Audited wording, Statement of Contribution, 5500 wording, and escalation wording are removed.</w:t>
+              <w:t xml:space="preserve">Rules decide keep or remove for Action Required, notices, sample letters, Excess Summary, and recap bullets. A 401(k) BRF report is left out. A 403(b) BRF report stays. Audited wording, Statement of Contribution, 5500 wording, and escalation wording are removed. A 457 package keeps Statement of Contribution wording.</w:t>
             </w:r>
           </w:p>
         </w:tc>
@@ -838,7 +872,496 @@
               <w:pStyle w:val="Compact"/>
             </w:pPr>
             <w:r>
-              <w:t xml:space="preserve">Optional. When the reviewer checks</w:t>
+              <w:t xml:space="preserve">Every Process sets the cover letter date to today. If no letter date is found, the date stays as printed and the Notes say so.</w:t>
+            </w:r>
+          </w:p>
+        </w:tc>
+      </w:tr>
+      <w:tr>
+        <w:tc>
+          <w:tcPr/>
+          <w:p>
+            <w:pPr>
+              <w:pStyle w:val="Compact"/>
+            </w:pPr>
+            <w:r>
+              <w:t xml:space="preserve">Result Summary matches the test reports</w:t>
+            </w:r>
+          </w:p>
+        </w:tc>
+        <w:tc>
+          <w:tcPr/>
+          <w:p>
+            <w:pPr>
+              <w:pStyle w:val="Compact"/>
+            </w:pPr>
+            <w:r>
+              <w:t xml:space="preserve">The Checks tab compares top-heavy percent (including 0.00% and Plan is / is not Top Heavy) and pass/fail for 410(b), 401(a)(4), 414(s), 402(g), 415, ADP, and ACP. A failed 410(b) also looks for the Average Benefit Percentage wording.</w:t>
+            </w:r>
+          </w:p>
+        </w:tc>
+      </w:tr>
+      <w:tr>
+        <w:tc>
+          <w:tcPr/>
+          <w:p>
+            <w:pPr>
+              <w:pStyle w:val="Compact"/>
+            </w:pPr>
+            <w:r>
+              <w:t xml:space="preserve">Action Required paragraphs (failure, PRIOR, CURRENT, after 12 months, variance, top heavy, no action)</w:t>
+            </w:r>
+          </w:p>
+        </w:tc>
+        <w:tc>
+          <w:tcPr/>
+          <w:p>
+            <w:pPr>
+              <w:pStyle w:val="Compact"/>
+            </w:pPr>
+            <w:r>
+              <w:t xml:space="preserve">Kept or removed from the Plan Profile (testing method, returns, ADP/ACP, 402(g), 415, top heavy only when the percent is greater than 60, variance, contributions). A missing Action Required fact removes that paragraph. PRIOR / CURRENT, future HCE, current HCE, and the allocation answer are read from the valuation package log Excel when that file is uploaded. A 403(b) package uses the ACP wording for the prior-year, current-year, and after-12-month paragraphs.</w:t>
+            </w:r>
+          </w:p>
+        </w:tc>
+      </w:tr>
+      <w:tr>
+        <w:tc>
+          <w:tcPr/>
+          <w:p>
+            <w:pPr>
+              <w:pStyle w:val="Compact"/>
+            </w:pPr>
+            <w:r>
+              <w:t xml:space="preserve">Compensation Limit Failure Summary has no special Action Required wording</w:t>
+            </w:r>
+          </w:p>
+        </w:tc>
+        <w:tc>
+          <w:tcPr/>
+          <w:p>
+            <w:pPr>
+              <w:pStyle w:val="Compact"/>
+            </w:pPr>
+            <w:r>
+              <w:t xml:space="preserve">The file can be included in order. The application does not add a special Action Required paragraph for it. On the assembly log, Failed Comp Limit is always N/A.</w:t>
+            </w:r>
+          </w:p>
+        </w:tc>
+      </w:tr>
+      <w:tr>
+        <w:tc>
+          <w:tcPr/>
+          <w:p>
+            <w:pPr>
+              <w:pStyle w:val="Compact"/>
+            </w:pPr>
+            <w:r>
+              <w:t xml:space="preserve">CURRENT ADP/ACP notice: type total QNEC, ADP QNEC, ACP QNEC</w:t>
+            </w:r>
+          </w:p>
+        </w:tc>
+        <w:tc>
+          <w:tcPr/>
+          <w:p>
+            <w:pPr>
+              <w:pStyle w:val="Compact"/>
+            </w:pPr>
+            <w:r>
+              <w:t xml:space="preserve">Placeholders are filled. If only ADP or only ACP has a QNEC, the other line is removed.</w:t>
+            </w:r>
+          </w:p>
+        </w:tc>
+      </w:tr>
+      <w:tr>
+        <w:tc>
+          <w:tcPr/>
+          <w:p>
+            <w:pPr>
+              <w:pStyle w:val="Compact"/>
+            </w:pPr>
+            <w:r>
+              <w:t xml:space="preserve">After 12 months CURRENT: QNEC plus deferral and match refunds</w:t>
+            </w:r>
+          </w:p>
+        </w:tc>
+        <w:tc>
+          <w:tcPr/>
+          <w:p>
+            <w:pPr>
+              <w:pStyle w:val="Compact"/>
+            </w:pPr>
+            <w:r>
+              <w:t xml:space="preserve">Filled when those amounts are present. A missing amount drops that line.</w:t>
+            </w:r>
+          </w:p>
+        </w:tc>
+      </w:tr>
+      <w:tr>
+        <w:tc>
+          <w:tcPr/>
+          <w:p>
+            <w:pPr>
+              <w:pStyle w:val="Compact"/>
+            </w:pPr>
+            <w:r>
+              <w:t xml:space="preserve">After 12 months PRIOR: refunds only, no QNEC sentence</w:t>
+            </w:r>
+          </w:p>
+        </w:tc>
+        <w:tc>
+          <w:tcPr/>
+          <w:p>
+            <w:pPr>
+              <w:pStyle w:val="Compact"/>
+            </w:pPr>
+            <w:r>
+              <w:t xml:space="preserve">Refund lines are filled. PRIOR does not keep the within-12 CURRENT notice.</w:t>
+            </w:r>
+          </w:p>
+        </w:tc>
+      </w:tr>
+      <w:tr>
+        <w:tc>
+          <w:tcPr/>
+          <w:p>
+            <w:pPr>
+              <w:pStyle w:val="Compact"/>
+            </w:pPr>
+            <w:r>
+              <w:t xml:space="preserve">415 failure information and 415 letter</w:t>
+            </w:r>
+          </w:p>
+        </w:tc>
+        <w:tc>
+          <w:tcPr/>
+          <w:p>
+            <w:pPr>
+              <w:pStyle w:val="Compact"/>
+            </w:pPr>
+            <w:r>
+              <w:t xml:space="preserve">Removed when the plan did not fail 415.</w:t>
+            </w:r>
+          </w:p>
+        </w:tc>
+      </w:tr>
+      <w:tr>
+        <w:tc>
+          <w:tcPr/>
+          <w:p>
+            <w:pPr>
+              <w:pStyle w:val="Compact"/>
+            </w:pPr>
+            <w:r>
+              <w:t xml:space="preserve">ADP and ACP sample letters</w:t>
+            </w:r>
+          </w:p>
+        </w:tc>
+        <w:tc>
+          <w:tcPr/>
+          <w:p>
+            <w:pPr>
+              <w:pStyle w:val="Compact"/>
+            </w:pPr>
+            <w:r>
+              <w:t xml:space="preserve">Each letter stays only if that test failed and returns are required.</w:t>
+            </w:r>
+          </w:p>
+        </w:tc>
+      </w:tr>
+      <w:tr>
+        <w:tc>
+          <w:tcPr/>
+          <w:p>
+            <w:pPr>
+              <w:pStyle w:val="Compact"/>
+            </w:pPr>
+            <w:r>
+              <w:t xml:space="preserve">402(g) sample letter</w:t>
+            </w:r>
+          </w:p>
+        </w:tc>
+        <w:tc>
+          <w:tcPr/>
+          <w:p>
+            <w:pPr>
+              <w:pStyle w:val="Compact"/>
+            </w:pPr>
+            <w:r>
+              <w:t xml:space="preserve">Removed if there are no 402(g) returns, or the report notes the failure was not processed by 15 April.</w:t>
+            </w:r>
+          </w:p>
+        </w:tc>
+      </w:tr>
+      <w:tr>
+        <w:tc>
+          <w:tcPr/>
+          <w:p>
+            <w:pPr>
+              <w:pStyle w:val="Compact"/>
+            </w:pPr>
+            <w:r>
+              <w:t xml:space="preserve">Excess Summary</w:t>
+            </w:r>
+          </w:p>
+        </w:tc>
+        <w:tc>
+          <w:tcPr/>
+          <w:p>
+            <w:pPr>
+              <w:pStyle w:val="Compact"/>
+            </w:pPr>
+            <w:r>
+              <w:t xml:space="preserve">Kept for 402(g) or 415, or for ADP/ACP when a participant is partially vested. Plan number, plan name, and plan year end on the excess notice are checked.</w:t>
+            </w:r>
+          </w:p>
+        </w:tc>
+      </w:tr>
+      <w:tr>
+        <w:tc>
+          <w:tcPr/>
+          <w:p>
+            <w:pPr>
+              <w:pStyle w:val="Compact"/>
+            </w:pPr>
+            <w:r>
+              <w:t xml:space="preserve">Client variance copy</w:t>
+            </w:r>
+          </w:p>
+        </w:tc>
+        <w:tc>
+          <w:tcPr/>
+          <w:p>
+            <w:pPr>
+              <w:pStyle w:val="Compact"/>
+            </w:pPr>
+            <w:r>
+              <w:t xml:space="preserve">Checked for plan number, plan name, plan year end, Social Security numbers, zeroes shown as 0.00, one font size, names in Last, First order, and text at the page edge. The application flags problems. It does not retype the variance page.</w:t>
+            </w:r>
+          </w:p>
+        </w:tc>
+      </w:tr>
+      <w:tr>
+        <w:tc>
+          <w:tcPr/>
+          <w:p>
+            <w:pPr>
+              <w:pStyle w:val="Compact"/>
+            </w:pPr>
+            <w:r>
+              <w:t xml:space="preserve">Year End Recap bullets</w:t>
+            </w:r>
+          </w:p>
+        </w:tc>
+        <w:tc>
+          <w:tcPr/>
+          <w:p>
+            <w:pPr>
+              <w:pStyle w:val="Compact"/>
+            </w:pPr>
+            <w:r>
+              <w:t xml:space="preserve">Kept or removed from HCE, PRIOR/CURRENT, Safe Harbor, top heavy, catch-up, and per-payroll match. A missing recap fact leaves that bullet in the package. Age-50 catch-up stays unless Excel says catch-up is not allowed. A 403(b) package also has the 15-year catch-up bullet. A 457 package uses its own recap bullets.</w:t>
+            </w:r>
+          </w:p>
+        </w:tc>
+      </w:tr>
+      <w:tr>
+        <w:tc>
+          <w:tcPr/>
+          <w:p>
+            <w:pPr>
+              <w:pStyle w:val="Compact"/>
+            </w:pPr>
+            <w:r>
+              <w:t xml:space="preserve">BRF</w:t>
+            </w:r>
+          </w:p>
+        </w:tc>
+        <w:tc>
+          <w:tcPr/>
+          <w:p>
+            <w:pPr>
+              <w:pStyle w:val="Compact"/>
+            </w:pPr>
+            <w:r>
+              <w:t xml:space="preserve">The Result Summary line can remain. A 401(k) BRF report file or page is left out and is not bookmarked. A 403(b) package keeps the BRF report and bookmarks it.</w:t>
+            </w:r>
+          </w:p>
+        </w:tc>
+      </w:tr>
+      <w:tr>
+        <w:tc>
+          <w:tcPr/>
+          <w:p>
+            <w:pPr>
+              <w:pStyle w:val="Compact"/>
+            </w:pPr>
+            <w:r>
+              <w:t xml:space="preserve">Compliance reports</w:t>
+            </w:r>
+          </w:p>
+        </w:tc>
+        <w:tc>
+          <w:tcPr/>
+          <w:p>
+            <w:pPr>
+              <w:pStyle w:val="Compact"/>
+            </w:pPr>
+            <w:r>
+              <w:t xml:space="preserve">Included when the file is in the package. The Checks tab expects three Compliance and Administrative Report pages and flags a different count. Missing pages are not created.</w:t>
+            </w:r>
+          </w:p>
+        </w:tc>
+      </w:tr>
+      <w:tr>
+        <w:tc>
+          <w:tcPr/>
+          <w:p>
+            <w:pPr>
+              <w:pStyle w:val="Compact"/>
+            </w:pPr>
+            <w:r>
+              <w:t xml:space="preserve">Plan identity on each report</w:t>
+            </w:r>
+          </w:p>
+        </w:tc>
+        <w:tc>
+          <w:tcPr/>
+          <w:p>
+            <w:pPr>
+              <w:pStyle w:val="Compact"/>
+            </w:pPr>
+            <w:r>
+              <w:t xml:space="preserve">Plan number and plan name are checked on each report page.</w:t>
+            </w:r>
+          </w:p>
+        </w:tc>
+      </w:tr>
+      <w:tr>
+        <w:tc>
+          <w:tcPr/>
+          <w:p>
+            <w:pPr>
+              <w:pStyle w:val="Compact"/>
+            </w:pPr>
+            <w:r>
+              <w:t xml:space="preserve">Bookmarks</w:t>
+            </w:r>
+          </w:p>
+        </w:tc>
+        <w:tc>
+          <w:tcPr/>
+          <w:p>
+            <w:pPr>
+              <w:pStyle w:val="Compact"/>
+            </w:pPr>
+            <w:r>
+              <w:t xml:space="preserve">Created for sections that remain, with the required titles, including HCE and ACP Test for 403(b), and ADP Test / ACP Test / ADP/ACP Tests for 401(k). A 401(k) package does not bookmark BRF. A 403(b) package bookmarks BRF. The variance report is not bookmarked.</w:t>
+            </w:r>
+          </w:p>
+        </w:tc>
+      </w:tr>
+      <w:tr>
+        <w:tc>
+          <w:tcPr/>
+          <w:p>
+            <w:pPr>
+              <w:pStyle w:val="Compact"/>
+            </w:pPr>
+            <w:r>
+              <w:t xml:space="preserve">Save</w:t>
+            </w:r>
+            <w:r>
+              <w:t xml:space="preserve"> </w:t>
+            </w:r>
+            <w:r>
+              <w:rPr>
+                <w:rStyle w:val="VerbatimChar"/>
+              </w:rPr>
+              <w:t xml:space="preserve">{PlanNumber}_{BeginningPlanYear}-Valuation.pdf</w:t>
+            </w:r>
+          </w:p>
+        </w:tc>
+        <w:tc>
+          <w:tcPr/>
+          <w:p>
+            <w:pPr>
+              <w:pStyle w:val="Compact"/>
+            </w:pPr>
+            <w:r>
+              <w:t xml:space="preserve">Same name. Off-calendar plans use the beginning year from the cover. If the source path is a Valuation Package folder, a copy is also written to the Testing folder when that path can be written.</w:t>
+            </w:r>
+          </w:p>
+        </w:tc>
+      </w:tr>
+      <w:tr>
+        <w:tc>
+          <w:tcPr/>
+          <w:p>
+            <w:pPr>
+              <w:pStyle w:val="Compact"/>
+            </w:pPr>
+            <w:r>
+              <w:t xml:space="preserve">Email the tester</w:t>
+            </w:r>
+          </w:p>
+        </w:tc>
+        <w:tc>
+          <w:tcPr/>
+          <w:p>
+            <w:pPr>
+              <w:pStyle w:val="Compact"/>
+            </w:pPr>
+            <w:r>
+              <w:t xml:space="preserve">An Outlook draft is written. Subject starts with MOA, then plan number, plan name, and plan year end. The reviewer sends it.</w:t>
+            </w:r>
+          </w:p>
+        </w:tc>
+      </w:tr>
+      <w:tr>
+        <w:tc>
+          <w:tcPr/>
+          <w:p>
+            <w:pPr>
+              <w:pStyle w:val="Compact"/>
+            </w:pPr>
+            <w:r>
+              <w:t xml:space="preserve">Update the Val Assembly Log</w:t>
+            </w:r>
+          </w:p>
+        </w:tc>
+        <w:tc>
+          <w:tcPr/>
+          <w:p>
+            <w:pPr>
+              <w:pStyle w:val="Compact"/>
+            </w:pPr>
+            <w:r>
+              <w:t xml:space="preserve">A row is appended in the client columns. Plan number and plan name come from the Result Summary. Future HCE and current-year HCE are Yes or No. Allocation is Variance, Annual, or Annual-Var. A true-up with no variance is Variance, with a cell note of 0.00 variance. ADP/ACP, 402(g), 410(b), ABP, 414(s), 401(a)(4), 415, and BRF are P, F, or N/A. Either ADP or ACP failing is F. A test the plan does not have is N/A. Top Heavy is Yes or No. Failed Comp Limit is N/A. FIS, related plans, MEP, and safe harbor are left blank for the tester.</w:t>
+            </w:r>
+          </w:p>
+        </w:tc>
+      </w:tr>
+      <w:tr>
+        <w:tc>
+          <w:tcPr/>
+          <w:p>
+            <w:pPr>
+              <w:pStyle w:val="Compact"/>
+            </w:pPr>
+            <w:r>
+              <w:t xml:space="preserve">Prior-year HCE percentage</w:t>
+            </w:r>
+          </w:p>
+        </w:tc>
+        <w:tc>
+          <w:tcPr/>
+          <w:p>
+            <w:pPr>
+              <w:pStyle w:val="Compact"/>
+            </w:pPr>
+            <w:r>
+              <w:t xml:space="preserve">Only when the reviewer checks</w:t>
             </w:r>
             <w:r>
               <w:t xml:space="preserve"> </w:t>
@@ -848,10 +1371,10 @@
                 <w:b/>
                 <w:bCs/>
               </w:rPr>
-              <w:t xml:space="preserve">Retype cover date to today, 402(g) dates, and HCE %</w:t>
-            </w:r>
-            <w:r>
-              <w:t xml:space="preserve">, the cover letter date is set to today. The Checks tab flags a date that is not today. The box is off by default.</w:t>
+              <w:t xml:space="preserve">Retype 402(g) dates and HCE %</w:t>
+            </w:r>
+            <w:r>
+              <w:t xml:space="preserve">. Calculated only when the testing method is PRIOR and an NHCE % is on the package: under 2% → ×2; 2% to 7.99% → +2; 8% or more → ×1.25. A CURRENT plan is left as printed. The box is off by default.</w:t>
             </w:r>
           </w:p>
         </w:tc>
@@ -864,18 +1387,18 @@
               <w:pStyle w:val="Compact"/>
             </w:pPr>
             <w:r>
-              <w:t xml:space="preserve">Result Summary matches the test reports</w:t>
-            </w:r>
-          </w:p>
-        </w:tc>
-        <w:tc>
-          <w:tcPr/>
-          <w:p>
-            <w:pPr>
-              <w:pStyle w:val="Compact"/>
-            </w:pPr>
-            <w:r>
-              <w:t xml:space="preserve">The Checks tab compares top-heavy percent (including 0.00% and Plan is / is not Top Heavy) and pass/fail for 410(b), 401(a)(4), 414(s), 402(g), 415, ADP, and ACP. A failed 410(b) also looks for the Average Benefit Percentage wording.</w:t>
+              <w:t xml:space="preserve">402(g) dates on an off-calendar plan</w:t>
+            </w:r>
+          </w:p>
+        </w:tc>
+        <w:tc>
+          <w:tcPr/>
+          <w:p>
+            <w:pPr>
+              <w:pStyle w:val="Compact"/>
+            </w:pPr>
+            <w:r>
+              <w:t xml:space="preserve">Every Process. An off-calendar plan year is rewritten to the calendar year before the plan year end, and only on a page that contains 402(g). A calendar plan (year ending 31 December) is left as printed. The saved filename still uses the beginning plan year from the cover.</w:t>
             </w:r>
           </w:p>
         </w:tc>
@@ -888,483 +1411,28 @@
               <w:pStyle w:val="Compact"/>
             </w:pPr>
             <w:r>
-              <w:t xml:space="preserve">Action Required paragraphs (failure, PRIOR, CURRENT, after 12 months, variance, top heavy, no action)</w:t>
-            </w:r>
-          </w:p>
-        </w:tc>
-        <w:tc>
-          <w:tcPr/>
-          <w:p>
-            <w:pPr>
-              <w:pStyle w:val="Compact"/>
-            </w:pPr>
-            <w:r>
-              <w:t xml:space="preserve">Kept or removed from the Plan Profile (testing method, returns, ADP/ACP, 402(g), 415, top heavy ≥ 60%, variance, contributions). PRIOR / CURRENT, future HCE, current HCE, and the allocation answer are read from the valuation package log Excel when that file is uploaded.</w:t>
-            </w:r>
-          </w:p>
-        </w:tc>
-      </w:tr>
-      <w:tr>
-        <w:tc>
-          <w:tcPr/>
-          <w:p>
-            <w:pPr>
-              <w:pStyle w:val="Compact"/>
-            </w:pPr>
-            <w:r>
-              <w:t xml:space="preserve">Compensation Limit Failure Summary has no special Action Required wording</w:t>
-            </w:r>
-          </w:p>
-        </w:tc>
-        <w:tc>
-          <w:tcPr/>
-          <w:p>
-            <w:pPr>
-              <w:pStyle w:val="Compact"/>
-            </w:pPr>
-            <w:r>
-              <w:t xml:space="preserve">The file can be included in order. The application does not add a special Action Required paragraph for it. On the assembly log, Failed Comp Limit is always N/A.</w:t>
-            </w:r>
-          </w:p>
-        </w:tc>
-      </w:tr>
-      <w:tr>
-        <w:tc>
-          <w:tcPr/>
-          <w:p>
-            <w:pPr>
-              <w:pStyle w:val="Compact"/>
-            </w:pPr>
-            <w:r>
-              <w:t xml:space="preserve">CURRENT ADP/ACP notice: type total QNEC, ADP QNEC, ACP QNEC</w:t>
-            </w:r>
-          </w:p>
-        </w:tc>
-        <w:tc>
-          <w:tcPr/>
-          <w:p>
-            <w:pPr>
-              <w:pStyle w:val="Compact"/>
-            </w:pPr>
-            <w:r>
-              <w:t xml:space="preserve">Placeholders are filled. If only ADP or only ACP has a QNEC, the other line is removed.</w:t>
-            </w:r>
-          </w:p>
-        </w:tc>
-      </w:tr>
-      <w:tr>
-        <w:tc>
-          <w:tcPr/>
-          <w:p>
-            <w:pPr>
-              <w:pStyle w:val="Compact"/>
-            </w:pPr>
-            <w:r>
-              <w:t xml:space="preserve">After 12 months CURRENT: QNEC plus deferral and match refunds</w:t>
-            </w:r>
-          </w:p>
-        </w:tc>
-        <w:tc>
-          <w:tcPr/>
-          <w:p>
-            <w:pPr>
-              <w:pStyle w:val="Compact"/>
-            </w:pPr>
-            <w:r>
-              <w:t xml:space="preserve">Filled when those amounts are present. A missing amount drops that line.</w:t>
-            </w:r>
-          </w:p>
-        </w:tc>
-      </w:tr>
-      <w:tr>
-        <w:tc>
-          <w:tcPr/>
-          <w:p>
-            <w:pPr>
-              <w:pStyle w:val="Compact"/>
-            </w:pPr>
-            <w:r>
-              <w:t xml:space="preserve">After 12 months PRIOR: refunds only, no QNEC sentence</w:t>
-            </w:r>
-          </w:p>
-        </w:tc>
-        <w:tc>
-          <w:tcPr/>
-          <w:p>
-            <w:pPr>
-              <w:pStyle w:val="Compact"/>
-            </w:pPr>
-            <w:r>
-              <w:t xml:space="preserve">Refund lines are filled. PRIOR does not keep the within-12 CURRENT notice.</w:t>
-            </w:r>
-          </w:p>
-        </w:tc>
-      </w:tr>
-      <w:tr>
-        <w:tc>
-          <w:tcPr/>
-          <w:p>
-            <w:pPr>
-              <w:pStyle w:val="Compact"/>
-            </w:pPr>
-            <w:r>
-              <w:t xml:space="preserve">415 failure information and 415 letter</w:t>
-            </w:r>
-          </w:p>
-        </w:tc>
-        <w:tc>
-          <w:tcPr/>
-          <w:p>
-            <w:pPr>
-              <w:pStyle w:val="Compact"/>
-            </w:pPr>
-            <w:r>
-              <w:t xml:space="preserve">Removed when the plan did not fail 415.</w:t>
-            </w:r>
-          </w:p>
-        </w:tc>
-      </w:tr>
-      <w:tr>
-        <w:tc>
-          <w:tcPr/>
-          <w:p>
-            <w:pPr>
-              <w:pStyle w:val="Compact"/>
-            </w:pPr>
-            <w:r>
-              <w:t xml:space="preserve">ADP and ACP sample letters</w:t>
-            </w:r>
-          </w:p>
-        </w:tc>
-        <w:tc>
-          <w:tcPr/>
-          <w:p>
-            <w:pPr>
-              <w:pStyle w:val="Compact"/>
-            </w:pPr>
-            <w:r>
-              <w:t xml:space="preserve">Each letter stays only if that test failed and returns are required.</w:t>
-            </w:r>
-          </w:p>
-        </w:tc>
-      </w:tr>
-      <w:tr>
-        <w:tc>
-          <w:tcPr/>
-          <w:p>
-            <w:pPr>
-              <w:pStyle w:val="Compact"/>
-            </w:pPr>
-            <w:r>
-              <w:t xml:space="preserve">402(g) sample letter</w:t>
-            </w:r>
-          </w:p>
-        </w:tc>
-        <w:tc>
-          <w:tcPr/>
-          <w:p>
-            <w:pPr>
-              <w:pStyle w:val="Compact"/>
-            </w:pPr>
-            <w:r>
-              <w:t xml:space="preserve">Removed if there are no 402(g) returns, or the report notes the failure was not processed by 15 April.</w:t>
-            </w:r>
-          </w:p>
-        </w:tc>
-      </w:tr>
-      <w:tr>
-        <w:tc>
-          <w:tcPr/>
-          <w:p>
-            <w:pPr>
-              <w:pStyle w:val="Compact"/>
-            </w:pPr>
-            <w:r>
-              <w:t xml:space="preserve">Excess Summary</w:t>
-            </w:r>
-          </w:p>
-        </w:tc>
-        <w:tc>
-          <w:tcPr/>
-          <w:p>
-            <w:pPr>
-              <w:pStyle w:val="Compact"/>
-            </w:pPr>
-            <w:r>
-              <w:t xml:space="preserve">Kept for 402(g) or 415, or for ADP/ACP when a participant is partially vested. Plan number, plan name, and plan year end on the excess notice are checked.</w:t>
-            </w:r>
-          </w:p>
-        </w:tc>
-      </w:tr>
-      <w:tr>
-        <w:tc>
-          <w:tcPr/>
-          <w:p>
-            <w:pPr>
-              <w:pStyle w:val="Compact"/>
-            </w:pPr>
-            <w:r>
-              <w:t xml:space="preserve">Client variance copy</w:t>
-            </w:r>
-          </w:p>
-        </w:tc>
-        <w:tc>
-          <w:tcPr/>
-          <w:p>
-            <w:pPr>
-              <w:pStyle w:val="Compact"/>
-            </w:pPr>
-            <w:r>
-              <w:t xml:space="preserve">Checked for plan number, plan name, plan year end, Social Security numbers, zeroes shown as 0.00, one font size, names in Last, First order, and text at the page edge. The application flags problems. It does not retype the variance page.</w:t>
-            </w:r>
-          </w:p>
-        </w:tc>
-      </w:tr>
-      <w:tr>
-        <w:tc>
-          <w:tcPr/>
-          <w:p>
-            <w:pPr>
-              <w:pStyle w:val="Compact"/>
-            </w:pPr>
-            <w:r>
-              <w:t xml:space="preserve">Year End Recap bullets</w:t>
-            </w:r>
-          </w:p>
-        </w:tc>
-        <w:tc>
-          <w:tcPr/>
-          <w:p>
-            <w:pPr>
-              <w:pStyle w:val="Compact"/>
-            </w:pPr>
-            <w:r>
-              <w:t xml:space="preserve">Kept or removed from HCE, PRIOR/CURRENT, Safe Harbor, top heavy, catch-up, and per-payroll match.</w:t>
-            </w:r>
-          </w:p>
-        </w:tc>
-      </w:tr>
-      <w:tr>
-        <w:tc>
-          <w:tcPr/>
-          <w:p>
-            <w:pPr>
-              <w:pStyle w:val="Compact"/>
-            </w:pPr>
-            <w:r>
-              <w:t xml:space="preserve">BRF</w:t>
-            </w:r>
-          </w:p>
-        </w:tc>
-        <w:tc>
-          <w:tcPr/>
-          <w:p>
-            <w:pPr>
-              <w:pStyle w:val="Compact"/>
-            </w:pPr>
-            <w:r>
-              <w:t xml:space="preserve">The Result Summary line can remain. A BRF report file or page is left out and is not bookmarked.</w:t>
-            </w:r>
-          </w:p>
-        </w:tc>
-      </w:tr>
-      <w:tr>
-        <w:tc>
-          <w:tcPr/>
-          <w:p>
-            <w:pPr>
-              <w:pStyle w:val="Compact"/>
-            </w:pPr>
-            <w:r>
-              <w:t xml:space="preserve">Compliance reports</w:t>
-            </w:r>
-          </w:p>
-        </w:tc>
-        <w:tc>
-          <w:tcPr/>
-          <w:p>
-            <w:pPr>
-              <w:pStyle w:val="Compact"/>
-            </w:pPr>
-            <w:r>
-              <w:t xml:space="preserve">Included when the file is in the package. The Checks tab expects three Compliance and Administrative Report pages and flags a different count. Missing pages are not created.</w:t>
-            </w:r>
-          </w:p>
-        </w:tc>
-      </w:tr>
-      <w:tr>
-        <w:tc>
-          <w:tcPr/>
-          <w:p>
-            <w:pPr>
-              <w:pStyle w:val="Compact"/>
-            </w:pPr>
-            <w:r>
-              <w:t xml:space="preserve">Plan identity on each report</w:t>
-            </w:r>
-          </w:p>
-        </w:tc>
-        <w:tc>
-          <w:tcPr/>
-          <w:p>
-            <w:pPr>
-              <w:pStyle w:val="Compact"/>
-            </w:pPr>
-            <w:r>
-              <w:t xml:space="preserve">Plan number and plan name are checked on each report page.</w:t>
-            </w:r>
-          </w:p>
-        </w:tc>
-      </w:tr>
-      <w:tr>
-        <w:tc>
-          <w:tcPr/>
-          <w:p>
-            <w:pPr>
-              <w:pStyle w:val="Compact"/>
-            </w:pPr>
-            <w:r>
-              <w:t xml:space="preserve">Bookmarks</w:t>
-            </w:r>
-          </w:p>
-        </w:tc>
-        <w:tc>
-          <w:tcPr/>
-          <w:p>
-            <w:pPr>
-              <w:pStyle w:val="Compact"/>
-            </w:pPr>
-            <w:r>
-              <w:t xml:space="preserve">Created for sections that remain, with the required titles, including HCE for 403(b) and ADP Test / ACP Test / ADP/ACP Tests. BRF and the variance report are not bookmarked.</w:t>
-            </w:r>
-          </w:p>
-        </w:tc>
-      </w:tr>
-      <w:tr>
-        <w:tc>
-          <w:tcPr/>
-          <w:p>
-            <w:pPr>
-              <w:pStyle w:val="Compact"/>
-            </w:pPr>
-            <w:r>
-              <w:t xml:space="preserve">Save</w:t>
+              <w:t xml:space="preserve">A package that fails a required check</w:t>
+            </w:r>
+          </w:p>
+        </w:tc>
+        <w:tc>
+          <w:tcPr/>
+          <w:p>
+            <w:pPr>
+              <w:pStyle w:val="Compact"/>
+            </w:pPr>
+            <w:r>
+              <w:rPr>
+                <w:b/>
+                <w:bCs/>
+              </w:rPr>
+              <w:t xml:space="preserve">Assembly stops</w:t>
             </w:r>
             <w:r>
               <w:t xml:space="preserve"> </w:t>
             </w:r>
             <w:r>
-              <w:rPr>
-                <w:rStyle w:val="VerbatimChar"/>
-              </w:rPr>
-              <w:t xml:space="preserve">{PlanNumber}_{BeginningPlanYear}-Valuation.pdf</w:t>
-            </w:r>
-          </w:p>
-        </w:tc>
-        <w:tc>
-          <w:tcPr/>
-          <w:p>
-            <w:pPr>
-              <w:pStyle w:val="Compact"/>
-            </w:pPr>
-            <w:r>
-              <w:t xml:space="preserve">Same name. Off-calendar plans use the beginning year from the cover. If the source path is a Valuation Package folder, a copy is also written to the Testing folder when that path can be written.</w:t>
-            </w:r>
-          </w:p>
-        </w:tc>
-      </w:tr>
-      <w:tr>
-        <w:tc>
-          <w:tcPr/>
-          <w:p>
-            <w:pPr>
-              <w:pStyle w:val="Compact"/>
-            </w:pPr>
-            <w:r>
-              <w:t xml:space="preserve">Email the tester</w:t>
-            </w:r>
-          </w:p>
-        </w:tc>
-        <w:tc>
-          <w:tcPr/>
-          <w:p>
-            <w:pPr>
-              <w:pStyle w:val="Compact"/>
-            </w:pPr>
-            <w:r>
-              <w:t xml:space="preserve">An Outlook draft is written. Subject starts with MOA, then plan number, plan name, and plan year end. The reviewer sends it.</w:t>
-            </w:r>
-          </w:p>
-        </w:tc>
-      </w:tr>
-      <w:tr>
-        <w:tc>
-          <w:tcPr/>
-          <w:p>
-            <w:pPr>
-              <w:pStyle w:val="Compact"/>
-            </w:pPr>
-            <w:r>
-              <w:t xml:space="preserve">Update the Val Assembly Log</w:t>
-            </w:r>
-          </w:p>
-        </w:tc>
-        <w:tc>
-          <w:tcPr/>
-          <w:p>
-            <w:pPr>
-              <w:pStyle w:val="Compact"/>
-            </w:pPr>
-            <w:r>
-              <w:t xml:space="preserve">A row is appended in the client columns. Plan number and plan name come from the Result Summary. Future HCE and current-year HCE are Yes or No. Allocation is Variance, Annual, or Annual-Var. A true-up with no variance is Variance, with a cell note of 0.00 variance. ADP/ACP, 402(g), 410(b), ABP, 414(s), 401(a)(4), 415, and BRF are P, F, or N/A. Either ADP or ACP failing is F. A test the plan does not have is N/A. Top Heavy is Yes or No. Failed Comp Limit is N/A. FIS, related plans, MEP, and safe harbor are left blank for the tester.</w:t>
-            </w:r>
-          </w:p>
-        </w:tc>
-      </w:tr>
-      <w:tr>
-        <w:tc>
-          <w:tcPr/>
-          <w:p>
-            <w:pPr>
-              <w:pStyle w:val="Compact"/>
-            </w:pPr>
-            <w:r>
-              <w:t xml:space="preserve">Prior-year HCE percentage</w:t>
-            </w:r>
-          </w:p>
-        </w:tc>
-        <w:tc>
-          <w:tcPr/>
-          <w:p>
-            <w:pPr>
-              <w:pStyle w:val="Compact"/>
-            </w:pPr>
-            <w:r>
-              <w:t xml:space="preserve">Optional, same retype checkbox. Calculated only when the testing method is PRIOR and an NHCE % is on the package: under 2% → ×2; 2% to 7.99% → +2; 8% or more → ×1.25. A CURRENT plan is left as printed.</w:t>
-            </w:r>
-          </w:p>
-        </w:tc>
-      </w:tr>
-      <w:tr>
-        <w:tc>
-          <w:tcPr/>
-          <w:p>
-            <w:pPr>
-              <w:pStyle w:val="Compact"/>
-            </w:pPr>
-            <w:r>
-              <w:t xml:space="preserve">402(g) dates on an off-calendar plan</w:t>
-            </w:r>
-          </w:p>
-        </w:tc>
-        <w:tc>
-          <w:tcPr/>
-          <w:p>
-            <w:pPr>
-              <w:pStyle w:val="Compact"/>
-            </w:pPr>
-            <w:r>
-              <w:t xml:space="preserve">Optional, same checkbox. An off-calendar plan year is rewritten to the calendar year before the plan year end, and only on a page that contains 402(g). A calendar plan (year ending 31 December) is left as printed. The saved filename still uses the beginning plan year from the cover.</w:t>
+              <w:t xml:space="preserve">is on by default. Process does not save the PDF when it finds a Social Security number, unresolved “Plan is/is not” or “Pass/Fail” wording on the Result Summary, a missing required report, a mismatch between Excel and the cover, or pages out of the required order. The reason is shown on the page.</w:t>
             </w:r>
           </w:p>
         </w:tc>
@@ -1513,7 +1581,7 @@
               <w:pStyle w:val="Compact"/>
             </w:pPr>
             <w:r>
-              <w:t xml:space="preserve">Non-PDF files are skipped with a warning. A scanned PDF that is only a picture cannot be read, so rules, bookmarks, the filename, and the log stay empty.</w:t>
+              <w:t xml:space="preserve">A folder load skips a non-PDF and warns. Dropping a file that is not a PDF or the valuation Excel stops Process. A scanned PDF that is only a picture cannot be read, so rules, bookmarks, the filename, and the log stay empty.</w:t>
             </w:r>
           </w:p>
         </w:tc>
@@ -1620,7 +1688,7 @@
         <w:pStyle w:val="BodyText"/>
       </w:pPr>
       <w:r>
-        <w:t xml:space="preserve">The cover date, the prior-year HCE %, and off-calendar 402(g) dates are rewritten only when the reviewer checks</w:t>
+        <w:t xml:space="preserve">The cover letter date is set to today on every Process, and off-calendar 402(g) dates are rewritten on every Process. The prior-year HCE % is rewritten only when the reviewer checks</w:t>
       </w:r>
       <w:r>
         <w:t xml:space="preserve"> </w:t>
@@ -1630,10 +1698,10 @@
           <w:b/>
           <w:bCs/>
         </w:rPr>
-        <w:t xml:space="preserve">Retype cover date to today, 402(g) dates, and HCE %</w:t>
-      </w:r>
-      <w:r>
-        <w:t xml:space="preserve">. The box is off by default so a normal run does not move text on the page. If the package has no matching date or percentage, those lines stay as printed and the result notes say so.</w:t>
+        <w:t xml:space="preserve">Retype 402(g) dates and HCE %</w:t>
+      </w:r>
+      <w:r>
+        <w:t xml:space="preserve">. That box is off by default. If the package has no matching date or percentage, those lines stay as printed and the Notes say so.</w:t>
       </w:r>
     </w:p>
     <w:p>
@@ -1741,7 +1809,7 @@
         <w:rPr>
           <w:rStyle w:val="VerbatimChar"/>
         </w:rPr>
-        <w:t xml:space="preserve">          → apply rules → edit PDF → drop BRF report</w:t>
+        <w:t xml:space="preserve">          → apply rules → edit PDF</w:t>
       </w:r>
       <w:r>
         <w:br/>
@@ -1750,6 +1818,15 @@
         <w:rPr>
           <w:rStyle w:val="VerbatimChar"/>
         </w:rPr>
+        <w:t xml:space="preserve">          → drop a 401(k) BRF report</w:t>
+      </w:r>
+      <w:r>
+        <w:br/>
+      </w:r>
+      <w:r>
+        <w:rPr>
+          <w:rStyle w:val="VerbatimChar"/>
+        </w:rPr>
         <w:t xml:space="preserve">          → remove disallowed wording</w:t>
       </w:r>
       <w:r>
@@ -1759,7 +1836,7 @@
         <w:rPr>
           <w:rStyle w:val="VerbatimChar"/>
         </w:rPr>
-        <w:t xml:space="preserve">          → optional cover date, 402(g), and HCE retype</w:t>
+        <w:t xml:space="preserve">          → cover date and off-calendar 402(g) dates</w:t>
       </w:r>
       <w:r>
         <w:br/>
@@ -1768,7 +1845,25 @@
         <w:rPr>
           <w:rStyle w:val="VerbatimChar"/>
         </w:rPr>
+        <w:t xml:space="preserve">          → optional prior-year HCE %</w:t>
+      </w:r>
+      <w:r>
+        <w:br/>
+      </w:r>
+      <w:r>
+        <w:rPr>
+          <w:rStyle w:val="VerbatimChar"/>
+        </w:rPr>
         <w:t xml:space="preserve">          → checks → bookmarks</w:t>
+      </w:r>
+      <w:r>
+        <w:br/>
+      </w:r>
+      <w:r>
+        <w:rPr>
+          <w:rStyle w:val="VerbatimChar"/>
+        </w:rPr>
+        <w:t xml:space="preserve">          → stop if a required check fails</w:t>
       </w:r>
       <w:r>
         <w:br/>
@@ -1822,7 +1917,22 @@
         <w:t xml:space="preserve"> </w:t>
       </w:r>
       <w:r>
-        <w:t xml:space="preserve">is the single set of facts every rule uses: plan number, names, dates, 401(k) vs 403(b), CURRENT vs PRIOR, pass/fail, QNEC and refund amounts, top heavy, HCE, allocation notes, and whether returns are required. Rules do not re-read the PDF to decide keep or remove. The assembly log and the Checks tab do read the finished pages so the Result Summary, variance copy, and log values can be compared with what was printed.</w:t>
+        <w:t xml:space="preserve">is the single set of facts every rule uses: plan number, names, dates, 401(k) vs 403(b) vs 457, CURRENT vs PRIOR, pass/fail, QNEC and refund amounts, top heavy, HCE, allocation notes, and whether returns are required. Rules do not re-read the PDF to decide keep or remove. The assembly log and the Checks tab do read the finished pages so the Result Summary, variance copy, and log values can be compared with what was printed. Each run also writes</w:t>
+      </w:r>
+      <w:r>
+        <w:t xml:space="preserve"> </w:t>
+      </w:r>
+      <w:r>
+        <w:rPr>
+          <w:rStyle w:val="VerbatimChar"/>
+        </w:rPr>
+        <w:t xml:space="preserve">profile_debug.json</w:t>
+      </w:r>
+      <w:r>
+        <w:t xml:space="preserve"> </w:t>
+      </w:r>
+      <w:r>
+        <w:t xml:space="preserve">next to the job, with the facts and the keep or remove decision for every rule.</w:t>
       </w:r>
     </w:p>
     <w:p>
@@ -1830,16 +1940,22 @@
         <w:pStyle w:val="BodyText"/>
       </w:pPr>
       <w:r>
-        <w:t xml:space="preserve">Rules and section order live in configuration (</w:t>
-      </w:r>
-      <w:r>
-        <w:rPr>
-          <w:rStyle w:val="VerbatimChar"/>
-        </w:rPr>
-        <w:t xml:space="preserve">rules</w:t>
-      </w:r>
-      <w:r>
-        <w:t xml:space="preserve">, paragraph headings, section order and filename keywords), so requirement wording can be adjusted without rewriting the pipeline.</w:t>
+        <w:t xml:space="preserve">Keep/remove text lives in one configuration file per page: Action Required, the Excess Return Notice, the failure letters, the Excess Summary, and the Year End Recap. A 403(b) or 457 plan then replaces the rules that differ. Page order and bookmark titles live in the package-order file. Those files can be adjusted without rewriting the pipeline.</w:t>
+      </w:r>
+      <w:r>
+        <w:t xml:space="preserve"> </w:t>
+      </w:r>
+      <w:r>
+        <w:rPr>
+          <w:rStyle w:val="VerbatimChar"/>
+        </w:rPr>
+        <w:t xml:space="preserve">services/plan_config.py</w:t>
+      </w:r>
+      <w:r>
+        <w:t xml:space="preserve"> </w:t>
+      </w:r>
+      <w:r>
+        <w:t xml:space="preserve">is the only code that reads them.</w:t>
       </w:r>
     </w:p>
     <w:p>
@@ -1941,7 +2057,7 @@
         <w:t xml:space="preserve"> </w:t>
       </w:r>
       <w:r>
-        <w:t xml:space="preserve">Python is already installed. Run the application, open http://127.0.0.1:8002. The first run installs PDF and Excel libraries from the internet once. To copy the application without a zip, use the text installer</w:t>
+        <w:t xml:space="preserve">Python 3.11 or newer is installed. Run</w:t>
       </w:r>
       <w:r>
         <w:t xml:space="preserve"> </w:t>
@@ -1950,22 +2066,34 @@
         <w:rPr>
           <w:rStyle w:val="VerbatimChar"/>
         </w:rPr>
-        <w:t xml:space="preserve">install_moa.py</w:t>
-      </w:r>
-      <w:r>
-        <w:t xml:space="preserve">, then</w:t>
+        <w:t xml:space="preserve">run.bat</w:t>
+      </w:r>
+      <w:r>
+        <w:t xml:space="preserve">. The first run creates the virtual environment, installs the PDF and Excel libraries from the internet once, and opens http://127.0.0.1:8002. Leave that window open while the reviewer works.</w:t>
+      </w:r>
+    </w:p>
+    <w:p>
+      <w:pPr>
+        <w:pStyle w:val="BodyText"/>
+      </w:pPr>
+      <w:r>
+        <w:t xml:space="preserve">Preview shows the finished package as page images.</w:t>
       </w:r>
       <w:r>
         <w:t xml:space="preserve"> </w:t>
       </w:r>
       <w:r>
         <w:rPr>
-          <w:rStyle w:val="VerbatimChar"/>
-        </w:rPr>
-        <w:t xml:space="preserve">run.bat</w:t>
-      </w:r>
-      <w:r>
-        <w:t xml:space="preserve">.</w:t>
+          <w:b/>
+          <w:bCs/>
+        </w:rPr>
+        <w:t xml:space="preserve">Highlight changes</w:t>
+      </w:r>
+      <w:r>
+        <w:t xml:space="preserve"> </w:t>
+      </w:r>
+      <w:r>
+        <w:t xml:space="preserve">is on by default and marks rewritten words. The downloaded PDF does not include those marks. The reviewer can correct a line, move a page, or rotate a page in the preview before downloading. An optional checkbox writes the assembly steps to the browser console. It is off by default, and the Python window does not print those steps.</w:t>
       </w:r>
     </w:p>
     <w:p>
@@ -2018,7 +2146,7 @@
         </w:numPr>
       </w:pPr>
       <w:r>
-        <w:t xml:space="preserve">Reviewer confirms order (or moves rows). Optionally checks</w:t>
+        <w:t xml:space="preserve">Reviewer confirms order (or moves rows). Leaves</w:t>
       </w:r>
       <w:r>
         <w:t xml:space="preserve"> </w:t>
@@ -2028,7 +2156,23 @@
           <w:b/>
           <w:bCs/>
         </w:rPr>
-        <w:t xml:space="preserve">Retype cover date to today, 402(g) dates, and HCE %</w:t>
+        <w:t xml:space="preserve">Assembly stops</w:t>
+      </w:r>
+      <w:r>
+        <w:t xml:space="preserve"> </w:t>
+      </w:r>
+      <w:r>
+        <w:t xml:space="preserve">checked. Optionally checks</w:t>
+      </w:r>
+      <w:r>
+        <w:t xml:space="preserve"> </w:t>
+      </w:r>
+      <w:r>
+        <w:rPr>
+          <w:b/>
+          <w:bCs/>
+        </w:rPr>
+        <w:t xml:space="preserve">Retype 402(g) dates and HCE %</w:t>
       </w:r>
       <w:r>
         <w:t xml:space="preserve">, then clicks Process.</w:t>
@@ -2043,7 +2187,7 @@
         </w:numPr>
       </w:pPr>
       <w:r>
-        <w:t xml:space="preserve">PDFs are merged. Inner ADP/ACP, 410(b), and component benefit-test pages are reordered when their headings match. Excel and a compliance testing summary, if present, fill the Plan Profile. Summary overlays are not merged into the package as extra reports.</w:t>
+        <w:t xml:space="preserve">PDFs are merged. Inner ADP/ACP, 410(b), and component benefit-test pages are reordered when their headings match. Excel and a compliance testing summary, if present, fill the Plan Profile. A separately uploaded summary is included. An embedded summary is not duplicated.</w:t>
       </w:r>
     </w:p>
     <w:p>
@@ -2055,7 +2199,7 @@
         </w:numPr>
       </w:pPr>
       <w:r>
-        <w:t xml:space="preserve">Keep/remove is applied, amounts are filled, empty pages are dropped, the BRF report and disallowed wording are removed, and SSNs are flagged if found. If the retype box was checked, the cover date is set to today, and the prior-year HCE % and off-calendar 402(g) dates are rewritten where the printed text matches.</w:t>
+        <w:t xml:space="preserve">Keep/remove is applied, amounts are filled, empty pages are dropped, a 401(k) BRF report and disallowed wording are removed, and the cover date and off-calendar 402(g) dates are rewritten. If the HCE box was checked, the prior-year HCE % is rewritten where the printed text matches. SSNs are flagged if found.</w:t>
       </w:r>
     </w:p>
     <w:p>
@@ -2067,7 +2211,7 @@
         </w:numPr>
       </w:pPr>
       <w:r>
-        <w:t xml:space="preserve">Checks run for the cover date, the Result Summary, the three compliance pages, the client variance copy, and plan identity on the reports. Bookmarks are added.</w:t>
+        <w:t xml:space="preserve">Checks run for the Result Summary, the three compliance pages, the client variance copy, and plan identity on the reports. Bookmarks are added. If Assembly stops is on and a required check fails, Process stops and does not save the PDF.</w:t>
       </w:r>
     </w:p>
     <w:p>
@@ -2079,7 +2223,7 @@
         </w:numPr>
       </w:pPr>
       <w:r>
-        <w:t xml:space="preserve">The named PDF, email draft, and assembly-log row are written. The reviewer previews (with</w:t>
+        <w:t xml:space="preserve">Otherwise the named PDF, email draft, and assembly-log row are written. The reviewer previews (with</w:t>
       </w:r>
       <w:r>
         <w:t xml:space="preserve"> </w:t>
@@ -2120,7 +2264,7 @@
         <w:pStyle w:val="FirstParagraph"/>
       </w:pPr>
       <w:r>
-        <w:t xml:space="preserve">The requirements document is the manual Adobe and Excel procedure. The application automates combine, order, inner-page order, keep/remove, amount fill, bookmarks, the package checks, the valuation filename, the email draft, and the assembly log in the client columns. When the reviewer checks</w:t>
+        <w:t xml:space="preserve">The requirements document is the manual Adobe and Excel procedure. The application automates combine, order, inner-page order, keep/remove, amount fill, bookmarks, the package checks, the valuation filename, the email draft, and the assembly log in the client columns. Every Process sets the cover letter date to today and rewrites off-calendar 402(g) dates. When the reviewer checks</w:t>
       </w:r>
       <w:r>
         <w:t xml:space="preserve"> </w:t>
@@ -2130,10 +2274,10 @@
           <w:b/>
           <w:bCs/>
         </w:rPr>
-        <w:t xml:space="preserve">Retype cover date to today, 402(g) dates, and HCE %</w:t>
-      </w:r>
-      <w:r>
-        <w:t xml:space="preserve">, it also sets the cover letter date to today and rewrites the prior-year HCE percentage and off-calendar 402(g) dates. Preview can highlight those words. The downloaded file does not.</w:t>
+        <w:t xml:space="preserve">Retype 402(g) dates and HCE %</w:t>
+      </w:r>
+      <w:r>
+        <w:t xml:space="preserve">, it also rewrites the prior-year HCE percentage. Preview can highlight those words. The downloaded file does not. Assembly stops, which is on by default, does not save a package that fails a required check.</w:t>
       </w:r>
     </w:p>
     <w:p>
@@ -2141,7 +2285,7 @@
         <w:pStyle w:val="BodyText"/>
       </w:pPr>
       <w:r>
-        <w:t xml:space="preserve">The reviewer still claims the plan on the Testing Log, sends the email, fills the tester columns on the assembly log, and checks any line the retype option left as printed.</w:t>
+        <w:t xml:space="preserve">The reviewer still claims the plan on the Testing Log, sends the email, fills the tester columns on the assembly log, and checks any line that was left as printed.</w:t>
       </w:r>
     </w:p>
     <w:bookmarkEnd w:id="15"/>
@@ -3172,7 +3316,7 @@
       <w:color w:themeColor="accent1" w:themeShade="BF" w:val="365F91"/>
     </w:rPr>
   </w:style>
-  <w:style w:type="paragraph" w:customStyle="1" w:styleId="SourceCode">
+  <w:style w:customStyle="1" w:styleId="SourceCode" w:type="paragraph">
     <w:name w:val="Source Code"/>
     <w:basedOn w:val="Normal"/>
     <w:link w:val="VerbatimChar"/>
@@ -3180,7 +3324,7 @@
       <w:wordWrap w:val="off"/>
     </w:pPr>
   </w:style>
-  <w:style w:type="character" w:customStyle="1" w:styleId="KeywordTok">
+  <w:style w:customStyle="1" w:styleId="KeywordTok" w:type="character">
     <w:name w:val="KeywordTok"/>
     <w:basedOn w:val="VerbatimChar"/>
     <w:rPr>
@@ -3188,77 +3332,77 @@
       <w:color w:val="007020"/>
     </w:rPr>
   </w:style>
-  <w:style w:type="character" w:customStyle="1" w:styleId="DataTypeTok">
+  <w:style w:customStyle="1" w:styleId="DataTypeTok" w:type="character">
     <w:name w:val="DataTypeTok"/>
     <w:basedOn w:val="VerbatimChar"/>
     <w:rPr>
       <w:color w:val="902000"/>
     </w:rPr>
   </w:style>
-  <w:style w:type="character" w:customStyle="1" w:styleId="DecValTok">
+  <w:style w:customStyle="1" w:styleId="DecValTok" w:type="character">
     <w:name w:val="DecValTok"/>
     <w:basedOn w:val="VerbatimChar"/>
     <w:rPr>
       <w:color w:val="40a070"/>
     </w:rPr>
   </w:style>
-  <w:style w:type="character" w:customStyle="1" w:styleId="BaseNTok">
+  <w:style w:customStyle="1" w:styleId="BaseNTok" w:type="character">
     <w:name w:val="BaseNTok"/>
     <w:basedOn w:val="VerbatimChar"/>
     <w:rPr>
       <w:color w:val="40a070"/>
     </w:rPr>
   </w:style>
-  <w:style w:type="character" w:customStyle="1" w:styleId="FloatTok">
+  <w:style w:customStyle="1" w:styleId="FloatTok" w:type="character">
     <w:name w:val="FloatTok"/>
     <w:basedOn w:val="VerbatimChar"/>
     <w:rPr>
       <w:color w:val="40a070"/>
     </w:rPr>
   </w:style>
-  <w:style w:type="character" w:customStyle="1" w:styleId="ConstantTok">
+  <w:style w:customStyle="1" w:styleId="ConstantTok" w:type="character">
     <w:name w:val="ConstantTok"/>
     <w:basedOn w:val="VerbatimChar"/>
     <w:rPr>
       <w:color w:val="880000"/>
     </w:rPr>
   </w:style>
-  <w:style w:type="character" w:customStyle="1" w:styleId="CharTok">
+  <w:style w:customStyle="1" w:styleId="CharTok" w:type="character">
     <w:name w:val="CharTok"/>
     <w:basedOn w:val="VerbatimChar"/>
     <w:rPr>
       <w:color w:val="4070a0"/>
     </w:rPr>
   </w:style>
-  <w:style w:type="character" w:customStyle="1" w:styleId="SpecialCharTok">
+  <w:style w:customStyle="1" w:styleId="SpecialCharTok" w:type="character">
     <w:name w:val="SpecialCharTok"/>
     <w:basedOn w:val="VerbatimChar"/>
     <w:rPr>
       <w:color w:val="4070a0"/>
     </w:rPr>
   </w:style>
-  <w:style w:type="character" w:customStyle="1" w:styleId="StringTok">
+  <w:style w:customStyle="1" w:styleId="StringTok" w:type="character">
     <w:name w:val="StringTok"/>
     <w:basedOn w:val="VerbatimChar"/>
     <w:rPr>
       <w:color w:val="4070a0"/>
     </w:rPr>
   </w:style>
-  <w:style w:type="character" w:customStyle="1" w:styleId="VerbatimStringTok">
+  <w:style w:customStyle="1" w:styleId="VerbatimStringTok" w:type="character">
     <w:name w:val="VerbatimStringTok"/>
     <w:basedOn w:val="VerbatimChar"/>
     <w:rPr>
       <w:color w:val="4070a0"/>
     </w:rPr>
   </w:style>
-  <w:style w:type="character" w:customStyle="1" w:styleId="SpecialStringTok">
+  <w:style w:customStyle="1" w:styleId="SpecialStringTok" w:type="character">
     <w:name w:val="SpecialStringTok"/>
     <w:basedOn w:val="VerbatimChar"/>
     <w:rPr>
       <w:color w:val="bb6688"/>
     </w:rPr>
   </w:style>
-  <w:style w:type="character" w:customStyle="1" w:styleId="ImportTok">
+  <w:style w:customStyle="1" w:styleId="ImportTok" w:type="character">
     <w:name w:val="ImportTok"/>
     <w:basedOn w:val="VerbatimChar"/>
     <w:rPr>
@@ -3266,7 +3410,7 @@
       <w:color w:val="008000"/>
     </w:rPr>
   </w:style>
-  <w:style w:type="character" w:customStyle="1" w:styleId="CommentTok">
+  <w:style w:customStyle="1" w:styleId="CommentTok" w:type="character">
     <w:name w:val="CommentTok"/>
     <w:basedOn w:val="VerbatimChar"/>
     <w:rPr>
@@ -3274,7 +3418,7 @@
       <w:color w:val="60a0b0"/>
     </w:rPr>
   </w:style>
-  <w:style w:type="character" w:customStyle="1" w:styleId="DocumentationTok">
+  <w:style w:customStyle="1" w:styleId="DocumentationTok" w:type="character">
     <w:name w:val="DocumentationTok"/>
     <w:basedOn w:val="VerbatimChar"/>
     <w:rPr>
@@ -3282,7 +3426,7 @@
       <w:color w:val="ba2121"/>
     </w:rPr>
   </w:style>
-  <w:style w:type="character" w:customStyle="1" w:styleId="AnnotationTok">
+  <w:style w:customStyle="1" w:styleId="AnnotationTok" w:type="character">
     <w:name w:val="AnnotationTok"/>
     <w:basedOn w:val="VerbatimChar"/>
     <w:rPr>
@@ -3291,7 +3435,7 @@
       <w:color w:val="60a0b0"/>
     </w:rPr>
   </w:style>
-  <w:style w:type="character" w:customStyle="1" w:styleId="CommentVarTok">
+  <w:style w:customStyle="1" w:styleId="CommentVarTok" w:type="character">
     <w:name w:val="CommentVarTok"/>
     <w:basedOn w:val="VerbatimChar"/>
     <w:rPr>
@@ -3300,28 +3444,28 @@
       <w:color w:val="60a0b0"/>
     </w:rPr>
   </w:style>
-  <w:style w:type="character" w:customStyle="1" w:styleId="OtherTok">
+  <w:style w:customStyle="1" w:styleId="OtherTok" w:type="character">
     <w:name w:val="OtherTok"/>
     <w:basedOn w:val="VerbatimChar"/>
     <w:rPr>
       <w:color w:val="007020"/>
     </w:rPr>
   </w:style>
-  <w:style w:type="character" w:customStyle="1" w:styleId="FunctionTok">
+  <w:style w:customStyle="1" w:styleId="FunctionTok" w:type="character">
     <w:name w:val="FunctionTok"/>
     <w:basedOn w:val="VerbatimChar"/>
     <w:rPr>
       <w:color w:val="06287e"/>
     </w:rPr>
   </w:style>
-  <w:style w:type="character" w:customStyle="1" w:styleId="VariableTok">
+  <w:style w:customStyle="1" w:styleId="VariableTok" w:type="character">
     <w:name w:val="VariableTok"/>
     <w:basedOn w:val="VerbatimChar"/>
     <w:rPr>
       <w:color w:val="19177c"/>
     </w:rPr>
   </w:style>
-  <w:style w:type="character" w:customStyle="1" w:styleId="ControlFlowTok">
+  <w:style w:customStyle="1" w:styleId="ControlFlowTok" w:type="character">
     <w:name w:val="ControlFlowTok"/>
     <w:basedOn w:val="VerbatimChar"/>
     <w:rPr>
@@ -3329,45 +3473,45 @@
       <w:color w:val="007020"/>
     </w:rPr>
   </w:style>
-  <w:style w:type="character" w:customStyle="1" w:styleId="OperatorTok">
+  <w:style w:customStyle="1" w:styleId="OperatorTok" w:type="character">
     <w:name w:val="OperatorTok"/>
     <w:basedOn w:val="VerbatimChar"/>
     <w:rPr>
       <w:color w:val="666666"/>
     </w:rPr>
   </w:style>
-  <w:style w:type="character" w:customStyle="1" w:styleId="BuiltInTok">
+  <w:style w:customStyle="1" w:styleId="BuiltInTok" w:type="character">
     <w:name w:val="BuiltInTok"/>
     <w:basedOn w:val="VerbatimChar"/>
     <w:rPr>
       <w:color w:val="008000"/>
     </w:rPr>
   </w:style>
-  <w:style w:type="character" w:customStyle="1" w:styleId="ExtensionTok">
+  <w:style w:customStyle="1" w:styleId="ExtensionTok" w:type="character">
     <w:name w:val="ExtensionTok"/>
     <w:basedOn w:val="VerbatimChar"/>
     <w:rPr/>
   </w:style>
-  <w:style w:type="character" w:customStyle="1" w:styleId="PreprocessorTok">
+  <w:style w:customStyle="1" w:styleId="PreprocessorTok" w:type="character">
     <w:name w:val="PreprocessorTok"/>
     <w:basedOn w:val="VerbatimChar"/>
     <w:rPr>
       <w:color w:val="bc7a00"/>
     </w:rPr>
   </w:style>
-  <w:style w:type="character" w:customStyle="1" w:styleId="AttributeTok">
+  <w:style w:customStyle="1" w:styleId="AttributeTok" w:type="character">
     <w:name w:val="AttributeTok"/>
     <w:basedOn w:val="VerbatimChar"/>
     <w:rPr>
       <w:color w:val="7d9029"/>
     </w:rPr>
   </w:style>
-  <w:style w:type="character" w:customStyle="1" w:styleId="RegionMarkerTok">
+  <w:style w:customStyle="1" w:styleId="RegionMarkerTok" w:type="character">
     <w:name w:val="RegionMarkerTok"/>
     <w:basedOn w:val="VerbatimChar"/>
     <w:rPr/>
   </w:style>
-  <w:style w:type="character" w:customStyle="1" w:styleId="InformationTok">
+  <w:style w:customStyle="1" w:styleId="InformationTok" w:type="character">
     <w:name w:val="InformationTok"/>
     <w:basedOn w:val="VerbatimChar"/>
     <w:rPr>
@@ -3376,7 +3520,7 @@
       <w:color w:val="60a0b0"/>
     </w:rPr>
   </w:style>
-  <w:style w:type="character" w:customStyle="1" w:styleId="WarningTok">
+  <w:style w:customStyle="1" w:styleId="WarningTok" w:type="character">
     <w:name w:val="WarningTok"/>
     <w:basedOn w:val="VerbatimChar"/>
     <w:rPr>
@@ -3385,7 +3529,7 @@
       <w:color w:val="60a0b0"/>
     </w:rPr>
   </w:style>
-  <w:style w:type="character" w:customStyle="1" w:styleId="AlertTok">
+  <w:style w:customStyle="1" w:styleId="AlertTok" w:type="character">
     <w:name w:val="AlertTok"/>
     <w:basedOn w:val="VerbatimChar"/>
     <w:rPr>
@@ -3393,7 +3537,7 @@
       <w:color w:val="ff0000"/>
     </w:rPr>
   </w:style>
-  <w:style w:type="character" w:customStyle="1" w:styleId="ErrorTok">
+  <w:style w:customStyle="1" w:styleId="ErrorTok" w:type="character">
     <w:name w:val="ErrorTok"/>
     <w:basedOn w:val="VerbatimChar"/>
     <w:rPr>
@@ -3401,7 +3545,7 @@
       <w:color w:val="ff0000"/>
     </w:rPr>
   </w:style>
-  <w:style w:type="character" w:customStyle="1" w:styleId="NormalTok">
+  <w:style w:customStyle="1" w:styleId="NormalTok" w:type="character">
     <w:name w:val="NormalTok"/>
     <w:basedOn w:val="VerbatimChar"/>
     <w:rPr/>
